--- a/EXPORTS/DOCX/review/niveau2/Dutch/Guyana.docx
+++ b/EXPORTS/DOCX/review/niveau2/Dutch/Guyana.docx
@@ -474,7 +474,242 @@
           <w:sz w:val="24"/>
           <w:u w:val="single"/>
         </w:rPr>
-        <w:t>Zeeland jrg. 28 (2019) nr. 4, 139-1</w:t>
+        <w:hyperlink r:id="rId14" w:history="1">
+          <w:r>
+            <w:rPr>
+              <w:rStyle w:val="Hyperlink"/>
+            </w:rPr>
+            <w:t>Zeeland</w:t>
+          </w:r>
+        </w:hyperlink>
+      </w:r>
+      <w:r>
+        <w:rPr>
+          <w:rFonts w:ascii="Charis SIL Regular" w:hAnsi="Charis SIL Regular" w:eastAsia="Charis SIL Regular"/>
+          <w:b w:val="0"/>
+          <w:i w:val="0"/>
+          <w:color w:val="0000FF"/>
+          <w:sz w:val="24"/>
+          <w:u w:val="single"/>
+        </w:rPr>
+        <w:t xml:space="preserve"> </w:t>
+      </w:r>
+      <w:r>
+        <w:rPr>
+          <w:rFonts w:ascii="Charis SIL Regular" w:hAnsi="Charis SIL Regular" w:eastAsia="Charis SIL Regular"/>
+          <w:b w:val="0"/>
+          <w:i w:val="0"/>
+          <w:color w:val="0000FF"/>
+          <w:sz w:val="24"/>
+          <w:u w:val="single"/>
+        </w:rPr>
+        <w:hyperlink r:id="rId14" w:history="1">
+          <w:r>
+            <w:rPr>
+              <w:rStyle w:val="Hyperlink"/>
+            </w:rPr>
+            <w:t>jrg.</w:t>
+          </w:r>
+        </w:hyperlink>
+      </w:r>
+      <w:r>
+        <w:rPr>
+          <w:rFonts w:ascii="Charis SIL Regular" w:hAnsi="Charis SIL Regular" w:eastAsia="Charis SIL Regular"/>
+          <w:b w:val="0"/>
+          <w:i w:val="0"/>
+          <w:color w:val="0000FF"/>
+          <w:sz w:val="24"/>
+          <w:u w:val="single"/>
+        </w:rPr>
+        <w:t xml:space="preserve"> </w:t>
+      </w:r>
+      <w:r>
+        <w:rPr>
+          <w:rFonts w:ascii="Charis SIL Regular" w:hAnsi="Charis SIL Regular" w:eastAsia="Charis SIL Regular"/>
+          <w:b w:val="0"/>
+          <w:i w:val="0"/>
+          <w:color w:val="0000FF"/>
+          <w:sz w:val="24"/>
+          <w:u w:val="single"/>
+        </w:rPr>
+        <w:hyperlink r:id="rId14" w:history="1">
+          <w:r>
+            <w:rPr>
+              <w:rStyle w:val="Hyperlink"/>
+            </w:rPr>
+            <w:t>28</w:t>
+          </w:r>
+        </w:hyperlink>
+      </w:r>
+      <w:r>
+        <w:rPr>
+          <w:rFonts w:ascii="Charis SIL Regular" w:hAnsi="Charis SIL Regular" w:eastAsia="Charis SIL Regular"/>
+          <w:b w:val="0"/>
+          <w:i w:val="0"/>
+          <w:color w:val="0000FF"/>
+          <w:sz w:val="24"/>
+          <w:u w:val="single"/>
+        </w:rPr>
+        <w:t xml:space="preserve"> </w:t>
+      </w:r>
+      <w:r>
+        <w:rPr>
+          <w:rFonts w:ascii="Charis SIL Regular" w:hAnsi="Charis SIL Regular" w:eastAsia="Charis SIL Regular"/>
+          <w:b w:val="0"/>
+          <w:i w:val="0"/>
+          <w:color w:val="0000FF"/>
+          <w:sz w:val="24"/>
+          <w:u w:val="single"/>
+        </w:rPr>
+        <w:hyperlink r:id="rId14" w:history="1">
+          <w:r>
+            <w:rPr>
+              <w:rStyle w:val="Hyperlink"/>
+            </w:rPr>
+            <w:t>(2</w:t>
+          </w:r>
+        </w:hyperlink>
+      </w:r>
+      <w:r>
+        <w:rPr>
+          <w:rFonts w:ascii="Charis SIL Regular" w:hAnsi="Charis SIL Regular" w:eastAsia="Charis SIL Regular"/>
+          <w:b w:val="0"/>
+          <w:i w:val="0"/>
+          <w:color w:val="0000FF"/>
+          <w:sz w:val="24"/>
+          <w:u w:val="single"/>
+        </w:rPr>
+        <w:hyperlink r:id="rId14" w:history="1">
+          <w:r>
+            <w:rPr>
+              <w:rStyle w:val="Hyperlink"/>
+            </w:rPr>
+            <w:t>019)</w:t>
+          </w:r>
+        </w:hyperlink>
+      </w:r>
+      <w:r>
+        <w:rPr>
+          <w:rFonts w:ascii="Charis SIL Regular" w:hAnsi="Charis SIL Regular" w:eastAsia="Charis SIL Regular"/>
+          <w:b w:val="0"/>
+          <w:i w:val="0"/>
+          <w:color w:val="0000FF"/>
+          <w:sz w:val="24"/>
+          <w:u w:val="single"/>
+        </w:rPr>
+        <w:t xml:space="preserve"> </w:t>
+      </w:r>
+      <w:r>
+        <w:rPr>
+          <w:rFonts w:ascii="Charis SIL Regular" w:hAnsi="Charis SIL Regular" w:eastAsia="Charis SIL Regular"/>
+          <w:b w:val="0"/>
+          <w:i w:val="0"/>
+          <w:color w:val="0000FF"/>
+          <w:sz w:val="24"/>
+          <w:u w:val="single"/>
+        </w:rPr>
+        <w:hyperlink r:id="rId14" w:history="1">
+          <w:r>
+            <w:rPr>
+              <w:rStyle w:val="Hyperlink"/>
+            </w:rPr>
+            <w:t>nr.</w:t>
+          </w:r>
+        </w:hyperlink>
+      </w:r>
+      <w:r>
+        <w:rPr>
+          <w:rFonts w:ascii="Charis SIL Regular" w:hAnsi="Charis SIL Regular" w:eastAsia="Charis SIL Regular"/>
+          <w:b w:val="0"/>
+          <w:i w:val="0"/>
+          <w:color w:val="0000FF"/>
+          <w:sz w:val="24"/>
+          <w:u w:val="single"/>
+        </w:rPr>
+        <w:t xml:space="preserve"> </w:t>
+      </w:r>
+      <w:r>
+        <w:rPr>
+          <w:rFonts w:ascii="Charis SIL Regular" w:hAnsi="Charis SIL Regular" w:eastAsia="Charis SIL Regular"/>
+          <w:b w:val="0"/>
+          <w:i w:val="0"/>
+          <w:color w:val="0000FF"/>
+          <w:sz w:val="24"/>
+          <w:u w:val="single"/>
+        </w:rPr>
+        <w:hyperlink r:id="rId11" w:history="1">
+          <w:r>
+            <w:rPr>
+              <w:rStyle w:val="Hyperlink"/>
+            </w:rPr>
+            <w:t>4,</w:t>
+          </w:r>
+        </w:hyperlink>
+      </w:r>
+      <w:r>
+        <w:rPr>
+          <w:rFonts w:ascii="Charis SIL Regular" w:hAnsi="Charis SIL Regular" w:eastAsia="Charis SIL Regular"/>
+          <w:b w:val="0"/>
+          <w:i w:val="0"/>
+          <w:color w:val="0000FF"/>
+          <w:sz w:val="24"/>
+          <w:u w:val="single"/>
+        </w:rPr>
+        <w:t xml:space="preserve"> </w:t>
+      </w:r>
+      <w:r>
+        <w:rPr>
+          <w:rFonts w:ascii="Charis SIL Regular" w:hAnsi="Charis SIL Regular" w:eastAsia="Charis SIL Regular"/>
+          <w:b w:val="0"/>
+          <w:i w:val="0"/>
+          <w:color w:val="0000FF"/>
+          <w:sz w:val="24"/>
+          <w:u w:val="single"/>
+        </w:rPr>
+        <w:hyperlink r:id="rId11" w:history="1">
+          <w:r>
+            <w:rPr>
+              <w:rStyle w:val="Hyperlink"/>
+            </w:rPr>
+            <w:t>1</w:t>
+          </w:r>
+        </w:hyperlink>
+      </w:r>
+      <w:r>
+        <w:rPr>
+          <w:rFonts w:ascii="Charis SIL Regular" w:hAnsi="Charis SIL Regular" w:eastAsia="Charis SIL Regular"/>
+          <w:b w:val="0"/>
+          <w:i w:val="0"/>
+          <w:color w:val="0000FF"/>
+          <w:sz w:val="24"/>
+          <w:u w:val="single"/>
+        </w:rPr>
+        <w:hyperlink r:id="rId11" w:history="1">
+          <w:r>
+            <w:rPr>
+              <w:rStyle w:val="Hyperlink"/>
+            </w:rPr>
+            <w:t>3</w:t>
+          </w:r>
+        </w:hyperlink>
+      </w:r>
+      <w:r>
+        <w:rPr>
+          <w:rFonts w:ascii="Charis SIL Regular" w:hAnsi="Charis SIL Regular" w:eastAsia="Charis SIL Regular"/>
+          <w:b w:val="0"/>
+          <w:i w:val="0"/>
+          <w:color w:val="0000FF"/>
+          <w:sz w:val="24"/>
+          <w:u w:val="single"/>
+        </w:rPr>
+        <w:hyperlink r:id="rId11" w:history="1">
+          <w:r>
+            <w:rPr>
+              <w:rStyle w:val="Hyperlink"/>
+            </w:rPr>
+            <w:t>9-1</w:t>
+          </w:r>
+        </w:hyperlink>
       </w:r>
       <w:r>
         <w:rPr>
@@ -634,7 +869,7 @@
           <w:sz w:val="24"/>
           <w:u w:val="single"/>
         </w:rPr>
-        <w:hyperlink r:id="rId14" w:history="1">
+        <w:hyperlink r:id="rId15" w:history="1">
           <w:r>
             <w:rPr>
               <w:rStyle w:val="Hyperlink"/>
@@ -652,7 +887,7 @@
           <w:sz w:val="24"/>
           <w:u w:val="single"/>
         </w:rPr>
-        <w:hyperlink r:id="rId14" w:history="1">
+        <w:hyperlink r:id="rId15" w:history="1">
           <w:r>
             <w:rPr>
               <w:rStyle w:val="Hyperlink"/>
@@ -670,7 +905,7 @@
           <w:sz w:val="24"/>
           <w:u w:val="single"/>
         </w:rPr>
-        <w:hyperlink r:id="rId14" w:history="1">
+        <w:hyperlink r:id="rId15" w:history="1">
           <w:r>
             <w:rPr>
               <w:rStyle w:val="Hyperlink"/>
@@ -681,7 +916,6 @@
       </w:r>
       <w:r>
         <w:rPr>
-          <w:u w:val="single" w:color="0000ff"/>
           <w:rFonts w:ascii="Charis SIL Regular" w:hAnsi="Charis SIL Regular" w:eastAsia="Charis SIL Regular"/>
           <w:b w:val="0"/>
           <w:i w:val="0"/>
@@ -692,14 +926,13 @@
       </w:r>
       <w:r>
         <w:rPr>
-          <w:u w:val="single" w:color="0000ff"/>
           <w:rFonts w:ascii="Charis SIL Regular" w:hAnsi="Charis SIL Regular" w:eastAsia="Charis SIL Regular"/>
           <w:b w:val="0"/>
           <w:i w:val="0"/>
           <w:color w:val="000000"/>
           <w:sz w:val="24"/>
         </w:rPr>
-        <w:hyperlink r:id="rId15" w:history="1">
+        <w:hyperlink r:id="rId14" w:history="1">
           <w:r>
             <w:rPr>
               <w:rStyle w:val="Hyperlink"/>
@@ -717,7 +950,7 @@
           <w:sz w:val="24"/>
           <w:u w:val="single"/>
         </w:rPr>
-        <w:hyperlink r:id="rId16" w:history="1">
+        <w:hyperlink r:id="rId14" w:history="1">
           <w:r>
             <w:rPr>
               <w:rStyle w:val="Hyperlink"/>
@@ -735,7 +968,7 @@
           <w:sz w:val="24"/>
           <w:u w:val="single"/>
         </w:rPr>
-        <w:hyperlink r:id="rId16" w:history="1">
+        <w:hyperlink r:id="rId14" w:history="1">
           <w:r>
             <w:rPr>
               <w:rStyle w:val="Hyperlink"/>
@@ -764,7 +997,7 @@
           <w:sz w:val="24"/>
           <w:u w:val="single"/>
         </w:rPr>
-        <w:hyperlink r:id="rId15" w:history="1">
+        <w:hyperlink r:id="rId16" w:history="1">
           <w:r>
             <w:rPr>
               <w:rStyle w:val="Hyperlink"/>
@@ -782,7 +1015,7 @@
           <w:sz w:val="24"/>
           <w:u w:val="single"/>
         </w:rPr>
-        <w:hyperlink r:id="rId15" w:history="1">
+        <w:hyperlink r:id="rId14" w:history="1">
           <w:r>
             <w:rPr>
               <w:rStyle w:val="Hyperlink"/>
@@ -800,7 +1033,7 @@
           <w:sz w:val="24"/>
           <w:u w:val="single"/>
         </w:rPr>
-        <w:hyperlink r:id="rId15" w:history="1">
+        <w:hyperlink r:id="rId16" w:history="1">
           <w:r>
             <w:rPr>
               <w:rStyle w:val="Hyperlink"/>
@@ -818,7 +1051,7 @@
           <w:sz w:val="24"/>
           <w:u w:val="single"/>
         </w:rPr>
-        <w:hyperlink r:id="rId15" w:history="1">
+        <w:hyperlink r:id="rId16" w:history="1">
           <w:r>
             <w:rPr>
               <w:rStyle w:val="Hyperlink"/>
@@ -829,6 +1062,7 @@
       </w:r>
       <w:r>
         <w:rPr>
+          <w:u w:val="single" w:color="0000ff"/>
           <w:rFonts w:ascii="Charis SIL Regular" w:hAnsi="Charis SIL Regular" w:eastAsia="Charis SIL Regular"/>
           <w:b w:val="0"/>
           <w:i w:val="0"/>
@@ -846,7 +1080,7 @@
           <w:sz w:val="24"/>
           <w:u w:val="single"/>
         </w:rPr>
-        <w:hyperlink r:id="rId15" w:history="1">
+        <w:hyperlink r:id="rId14" w:history="1">
           <w:r>
             <w:rPr>
               <w:rStyle w:val="Hyperlink"/>

--- a/EXPORTS/DOCX/review/niveau2/Dutch/Guyana.docx
+++ b/EXPORTS/DOCX/review/niveau2/Dutch/Guyana.docx
@@ -851,7 +851,7 @@
           <w:sz w:val="24"/>
           <w:u w:val="single"/>
         </w:rPr>
-        <w:hyperlink r:id="rId14" w:history="1">
+        <w:hyperlink r:id="rId15" w:history="1">
           <w:r>
             <w:rPr>
               <w:rStyle w:val="Hyperlink"/>
@@ -916,16 +916,25 @@
       </w:r>
       <w:r>
         <w:rPr>
+          <w:u w:val="single" w:color="0000ff"/>
           <w:rFonts w:ascii="Charis SIL Regular" w:hAnsi="Charis SIL Regular" w:eastAsia="Charis SIL Regular"/>
           <w:b w:val="0"/>
           <w:i w:val="0"/>
           <w:color w:val="000000"/>
           <w:sz w:val="24"/>
         </w:rPr>
-        <w:t xml:space="preserve"> va</w:t>
+        <w:hyperlink r:id="rId14" w:history="1">
+          <w:r>
+            <w:rPr>
+              <w:rStyle w:val="Hyperlink"/>
+            </w:rPr>
+            <w:t xml:space="preserve"> va</w:t>
+          </w:r>
+        </w:hyperlink>
       </w:r>
       <w:r>
         <w:rPr>
+          <w:u w:val="single" w:color="0000ff"/>
           <w:rFonts w:ascii="Charis SIL Regular" w:hAnsi="Charis SIL Regular" w:eastAsia="Charis SIL Regular"/>
           <w:b w:val="0"/>
           <w:i w:val="0"/>
@@ -997,7 +1006,7 @@
           <w:sz w:val="24"/>
           <w:u w:val="single"/>
         </w:rPr>
-        <w:hyperlink r:id="rId16" w:history="1">
+        <w:hyperlink r:id="rId14" w:history="1">
           <w:r>
             <w:rPr>
               <w:rStyle w:val="Hyperlink"/>
@@ -1033,7 +1042,7 @@
           <w:sz w:val="24"/>
           <w:u w:val="single"/>
         </w:rPr>
-        <w:hyperlink r:id="rId16" w:history="1">
+        <w:hyperlink r:id="rId14" w:history="1">
           <w:r>
             <w:rPr>
               <w:rStyle w:val="Hyperlink"/>
@@ -1051,7 +1060,7 @@
           <w:sz w:val="24"/>
           <w:u w:val="single"/>
         </w:rPr>
-        <w:hyperlink r:id="rId16" w:history="1">
+        <w:hyperlink r:id="rId14" w:history="1">
           <w:r>
             <w:rPr>
               <w:rStyle w:val="Hyperlink"/>
@@ -1062,7 +1071,6 @@
       </w:r>
       <w:r>
         <w:rPr>
-          <w:u w:val="single" w:color="0000ff"/>
           <w:rFonts w:ascii="Charis SIL Regular" w:hAnsi="Charis SIL Regular" w:eastAsia="Charis SIL Regular"/>
           <w:b w:val="0"/>
           <w:i w:val="0"/>
@@ -1098,7 +1106,7 @@
           <w:sz w:val="24"/>
           <w:u w:val="single"/>
         </w:rPr>
-        <w:hyperlink r:id="rId17" w:history="1">
+        <w:hyperlink r:id="rId16" w:history="1">
           <w:r>
             <w:rPr>
               <w:rStyle w:val="Hyperlink"/>
@@ -1126,7 +1134,7 @@
           <w:sz w:val="24"/>
           <w:u w:val="single"/>
         </w:rPr>
-        <w:hyperlink r:id="rId18" w:history="1">
+        <w:hyperlink r:id="rId17" w:history="1">
           <w:r>
             <w:rPr>
               <w:rStyle w:val="Hyperlink"/>
@@ -1155,7 +1163,7 @@
           <w:sz w:val="24"/>
           <w:u w:val="single"/>
         </w:rPr>
-        <w:hyperlink r:id="rId18" w:history="1">
+        <w:hyperlink r:id="rId17" w:history="1">
           <w:r>
             <w:rPr>
               <w:rStyle w:val="Hyperlink"/>
@@ -1638,7 +1646,7 @@
           <w:sz w:val="24"/>
           <w:u w:val="single"/>
         </w:rPr>
-        <w:hyperlink r:id="rId19" w:history="1">
+        <w:hyperlink r:id="rId18" w:history="1">
           <w:r>
             <w:rPr>
               <w:rStyle w:val="Hyperlink"/>
@@ -1656,7 +1664,7 @@
           <w:sz w:val="24"/>
           <w:u w:val="single"/>
         </w:rPr>
-        <w:hyperlink r:id="rId19" w:history="1">
+        <w:hyperlink r:id="rId18" w:history="1">
           <w:r>
             <w:rPr>
               <w:rStyle w:val="Hyperlink"/>
@@ -1674,7 +1682,7 @@
           <w:sz w:val="24"/>
           <w:u w:val="single"/>
         </w:rPr>
-        <w:hyperlink r:id="rId19" w:history="1">
+        <w:hyperlink r:id="rId18" w:history="1">
           <w:r>
             <w:rPr>
               <w:rStyle w:val="Hyperlink"/>

--- a/EXPORTS/DOCX/review/niveau2/Dutch/Guyana.docx
+++ b/EXPORTS/DOCX/review/niveau2/Dutch/Guyana.docx
@@ -474,7 +474,7 @@
           <w:sz w:val="24"/>
           <w:u w:val="single"/>
         </w:rPr>
-        <w:hyperlink r:id="rId14" w:history="1">
+        <w:hyperlink r:id="rId10" w:history="1">
           <w:r>
             <w:rPr>
               <w:rStyle w:val="Hyperlink"/>
@@ -559,7 +559,6 @@
           <w:i w:val="0"/>
           <w:color w:val="0000FF"/>
           <w:sz w:val="24"/>
-          <w:u w:val="single"/>
         </w:rPr>
         <w:hyperlink r:id="rId14" w:history="1">
           <w:r>
@@ -579,7 +578,7 @@
           <w:sz w:val="24"/>
           <w:u w:val="single"/>
         </w:rPr>
-        <w:hyperlink r:id="rId14" w:history="1">
+        <w:hyperlink r:id="rId11" w:history="1">
           <w:r>
             <w:rPr>
               <w:rStyle w:val="Hyperlink"/>
@@ -608,7 +607,7 @@
           <w:sz w:val="24"/>
           <w:u w:val="single"/>
         </w:rPr>
-        <w:hyperlink r:id="rId14" w:history="1">
+        <w:hyperlink r:id="rId11" w:history="1">
           <w:r>
             <w:rPr>
               <w:rStyle w:val="Hyperlink"/>
@@ -869,7 +868,7 @@
           <w:sz w:val="24"/>
           <w:u w:val="single"/>
         </w:rPr>
-        <w:hyperlink r:id="rId15" w:history="1">
+        <w:hyperlink r:id="rId14" w:history="1">
           <w:r>
             <w:rPr>
               <w:rStyle w:val="Hyperlink"/>
@@ -887,7 +886,7 @@
           <w:sz w:val="24"/>
           <w:u w:val="single"/>
         </w:rPr>
-        <w:hyperlink r:id="rId15" w:history="1">
+        <w:hyperlink r:id="rId14" w:history="1">
           <w:r>
             <w:rPr>
               <w:rStyle w:val="Hyperlink"/>
@@ -905,7 +904,7 @@
           <w:sz w:val="24"/>
           <w:u w:val="single"/>
         </w:rPr>
-        <w:hyperlink r:id="rId15" w:history="1">
+        <w:hyperlink r:id="rId14" w:history="1">
           <w:r>
             <w:rPr>
               <w:rStyle w:val="Hyperlink"/>
@@ -934,7 +933,6 @@
       </w:r>
       <w:r>
         <w:rPr>
-          <w:u w:val="single" w:color="0000ff"/>
           <w:rFonts w:ascii="Charis SIL Regular" w:hAnsi="Charis SIL Regular" w:eastAsia="Charis SIL Regular"/>
           <w:b w:val="0"/>
           <w:i w:val="0"/>
@@ -1088,7 +1086,7 @@
           <w:sz w:val="24"/>
           <w:u w:val="single"/>
         </w:rPr>
-        <w:hyperlink r:id="rId14" w:history="1">
+        <w:hyperlink r:id="rId16" w:history="1">
           <w:r>
             <w:rPr>
               <w:rStyle w:val="Hyperlink"/>
